--- a/public/templates/diex_opcao_curso.docx
+++ b/public/templates/diex_opcao_curso.docx
@@ -55,7 +55,7 @@
       </w:pPr>
       <w:r>
         <w:pict w14:anchorId="63314AB2">
-          <v:shape id="_x0000_s0" o:spid="_x0000_i1025" type="#_x0000_t75" style="width:69pt;height:67.5pt;visibility:visible">
+          <v:shape id="_x0000_s0" o:spid="_x0000_i1025" type="#_x0000_t75" style="width:68.65pt;height:67.35pt;visibility:visible">
             <v:imagedata r:id="rId6" o:title=""/>
             <v:path o:extrusionok="t"/>
           </v:shape>
@@ -155,11 +155,19 @@
           <w:color w:val="000000"/>
         </w:rPr>
       </w:pPr>
-      <w:r>
-        <w:rPr>
-          <w:color w:val="000000"/>
-        </w:rPr>
-        <w:t xml:space="preserve">DIEx S/Nº         </w:t>
+      <w:proofErr w:type="spellStart"/>
+      <w:r>
+        <w:rPr>
+          <w:color w:val="000000"/>
+        </w:rPr>
+        <w:t>DIEx</w:t>
+      </w:r>
+      <w:proofErr w:type="spellEnd"/>
+      <w:r>
+        <w:rPr>
+          <w:color w:val="000000"/>
+        </w:rPr>
+        <w:t xml:space="preserve"> S/Nº         </w:t>
       </w:r>
       <w:r>
         <w:rPr>
@@ -239,7 +247,21 @@
         <w:rPr>
           <w:color w:val="000000"/>
         </w:rPr>
-        <w:t xml:space="preserve"> Sr Chefe da Divisão Administrativa</w:t>
+        <w:t xml:space="preserve"> </w:t>
+      </w:r>
+      <w:proofErr w:type="spellStart"/>
+      <w:r>
+        <w:rPr>
+          <w:color w:val="000000"/>
+        </w:rPr>
+        <w:t>Sr</w:t>
+      </w:r>
+      <w:proofErr w:type="spellEnd"/>
+      <w:r>
+        <w:rPr>
+          <w:color w:val="000000"/>
+        </w:rPr>
+        <w:t xml:space="preserve"> Chefe da Divisão Administrativa</w:t>
       </w:r>
     </w:p>
     <w:p>
@@ -276,7 +298,21 @@
         <w:rPr>
           <w:color w:val="000000"/>
         </w:rPr>
-        <w:t xml:space="preserve"> 1) 01(uma) cópia autenticada do Adt DCEM;</w:t>
+        <w:t xml:space="preserve"> 1) 01(uma) cópia autenticada do </w:t>
+      </w:r>
+      <w:proofErr w:type="spellStart"/>
+      <w:r>
+        <w:rPr>
+          <w:color w:val="000000"/>
+        </w:rPr>
+        <w:t>Adt</w:t>
+      </w:r>
+      <w:proofErr w:type="spellEnd"/>
+      <w:r>
+        <w:rPr>
+          <w:color w:val="000000"/>
+        </w:rPr>
+        <w:t xml:space="preserve"> DCEM;</w:t>
       </w:r>
     </w:p>
     <w:p>
@@ -288,7 +324,21 @@
           <w:color w:val="000000"/>
         </w:rPr>
         <w:tab/>
-        <w:t xml:space="preserve">   2) 01(uma) cópia autenticada do BI da transcrição do Adt DCEM;</w:t>
+        <w:t xml:space="preserve">   2) 01(uma) cópia autenticada do BI da transcrição do </w:t>
+      </w:r>
+      <w:proofErr w:type="spellStart"/>
+      <w:r>
+        <w:rPr>
+          <w:color w:val="000000"/>
+        </w:rPr>
+        <w:t>Adt</w:t>
+      </w:r>
+      <w:proofErr w:type="spellEnd"/>
+      <w:r>
+        <w:rPr>
+          <w:color w:val="000000"/>
+        </w:rPr>
+        <w:t xml:space="preserve"> DCEM;</w:t>
       </w:r>
     </w:p>
     <w:p>
@@ -388,7 +438,21 @@
         <w:rPr>
           <w:color w:val="000000"/>
         </w:rPr>
-        <w:t>Tendo em vista a minha designação para o {NOME_CURSO}, {OM_REALIZACAO}, {GUARNICAO}, conforme publicado no Adt DCEM {ADT_DCEM}, solicito indenização de Ajuda de Custo e Passagens.</w:t>
+        <w:t xml:space="preserve">Tendo em vista a minha designação para o {NOME_CURSO}, {OM_REALIZACAO}, {GUARNICAO}, conforme publicado no </w:t>
+      </w:r>
+      <w:proofErr w:type="spellStart"/>
+      <w:r>
+        <w:rPr>
+          <w:color w:val="000000"/>
+        </w:rPr>
+        <w:t>Adt</w:t>
+      </w:r>
+      <w:proofErr w:type="spellEnd"/>
+      <w:r>
+        <w:rPr>
+          <w:color w:val="000000"/>
+        </w:rPr>
+        <w:t xml:space="preserve"> DCEM {ADT_DCEM}, solicito indenização de Ajuda de Custo e Passagens.</w:t>
       </w:r>
     </w:p>
     <w:p>
@@ -566,7 +630,21 @@
         <w:rPr>
           <w:color w:val="000000"/>
         </w:rPr>
-        <w:t xml:space="preserve">d. Prec CP: {PREC_CP} </w:t>
+        <w:t xml:space="preserve">d. </w:t>
+      </w:r>
+      <w:proofErr w:type="spellStart"/>
+      <w:r>
+        <w:rPr>
+          <w:color w:val="000000"/>
+        </w:rPr>
+        <w:t>Prec</w:t>
+      </w:r>
+      <w:proofErr w:type="spellEnd"/>
+      <w:r>
+        <w:rPr>
+          <w:color w:val="000000"/>
+        </w:rPr>
+        <w:t xml:space="preserve"> CP: {PREC_CP} </w:t>
       </w:r>
     </w:p>
     <w:p>
@@ -845,18 +923,17 @@
     <w:tbl>
       <w:tblPr>
         <w:tblStyle w:val="Tabelacomgrade"/>
-        <w:tblW w:w="0" w:type="auto"/>
+        <w:tblW w:w="10485" w:type="dxa"/>
         <w:tblLook w:val="04A0" w:firstRow="1" w:lastRow="0" w:firstColumn="1" w:lastColumn="0" w:noHBand="0" w:noVBand="1"/>
       </w:tblPr>
       <w:tblGrid>
-        <w:gridCol w:w="3431"/>
-        <w:gridCol w:w="3183"/>
-        <w:gridCol w:w="3864"/>
+        <w:gridCol w:w="6498"/>
+        <w:gridCol w:w="3987"/>
       </w:tblGrid>
       <w:tr>
         <w:tc>
           <w:tcPr>
-            <w:tcW w:w="3431" w:type="dxa"/>
+            <w:tcW w:w="6498" w:type="dxa"/>
           </w:tcPr>
           <w:p>
             <w:pPr>
@@ -876,7 +953,7 @@
         </w:tc>
         <w:tc>
           <w:tcPr>
-            <w:tcW w:w="3183" w:type="dxa"/>
+            <w:tcW w:w="3987" w:type="dxa"/>
           </w:tcPr>
           <w:p>
             <w:pPr>
@@ -894,31 +971,11 @@
             </w:r>
           </w:p>
         </w:tc>
-        <w:tc>
-          <w:tcPr>
-            <w:tcW w:w="3864" w:type="dxa"/>
-          </w:tcPr>
-          <w:p>
-            <w:pPr>
-              <w:ind w:right="-57"/>
-              <w:jc w:val="both"/>
-              <w:rPr>
-                <w:color w:val="000000"/>
-              </w:rPr>
-            </w:pPr>
-            <w:r>
-              <w:rPr>
-                <w:color w:val="000000"/>
-              </w:rPr>
-              <w:t>Data de nascimento</w:t>
-            </w:r>
-          </w:p>
-        </w:tc>
       </w:tr>
       <w:tr>
         <w:tc>
           <w:tcPr>
-            <w:tcW w:w="3431" w:type="dxa"/>
+            <w:tcW w:w="6498" w:type="dxa"/>
           </w:tcPr>
           <w:p>
             <w:pPr>
@@ -952,7 +1009,7 @@
         </w:tc>
         <w:tc>
           <w:tcPr>
-            <w:tcW w:w="3183" w:type="dxa"/>
+            <w:tcW w:w="3987" w:type="dxa"/>
           </w:tcPr>
           <w:p>
             <w:pPr>
@@ -968,39 +1025,11 @@
               </w:rPr>
               <w:t>{PARENTESCO}</w:t>
             </w:r>
-          </w:p>
-        </w:tc>
-        <w:tc>
-          <w:tcPr>
-            <w:tcW w:w="3864" w:type="dxa"/>
-          </w:tcPr>
-          <w:p>
-            <w:pPr>
-              <w:ind w:right="-57"/>
-              <w:jc w:val="both"/>
-              <w:rPr>
-                <w:color w:val="000000"/>
-              </w:rPr>
-            </w:pPr>
             <w:r>
               <w:rPr>
                 <w:color w:val="000000"/>
               </w:rPr>
-              <w:t>{DATA_</w:t>
-            </w:r>
-            <w:proofErr w:type="gramStart"/>
-            <w:r>
-              <w:rPr>
-                <w:color w:val="000000"/>
-              </w:rPr>
-              <w:t>NASC}{</w:t>
-            </w:r>
-            <w:proofErr w:type="gramEnd"/>
-            <w:r>
-              <w:rPr>
-                <w:color w:val="000000"/>
-              </w:rPr>
-              <w:t>/DEPENDENTES}</w:t>
+              <w:t>{/DEPENDENTES}</w:t>
             </w:r>
           </w:p>
         </w:tc>
@@ -1109,11 +1138,19 @@
           <w:color w:val="000000"/>
         </w:rPr>
       </w:pPr>
-      <w:r>
-        <w:rPr>
-          <w:color w:val="000000"/>
-        </w:rPr>
-        <w:t>Idt {IDENTIDADE} / MD</w:t>
+      <w:proofErr w:type="spellStart"/>
+      <w:r>
+        <w:rPr>
+          <w:color w:val="000000"/>
+        </w:rPr>
+        <w:t>Idt</w:t>
+      </w:r>
+      <w:proofErr w:type="spellEnd"/>
+      <w:r>
+        <w:rPr>
+          <w:color w:val="000000"/>
+        </w:rPr>
+        <w:t xml:space="preserve"> {IDENTIDADE} / MD</w:t>
       </w:r>
     </w:p>
     <w:sectPr>
@@ -1773,6 +1810,7 @@
   <w:style w:type="character" w:default="1" w:styleId="Fontepargpadro">
     <w:name w:val="Default Paragraph Font"/>
     <w:uiPriority w:val="1"/>
+    <w:semiHidden/>
     <w:unhideWhenUsed/>
   </w:style>
   <w:style w:type="table" w:default="1" w:styleId="Tabelanormal">
